--- a/submission/02_Manuscript_blind.docx
+++ b/submission/02_Manuscript_blind.docx
@@ -3613,7 +3613,7 @@
           <w:sz w:val="24"/>
           <w:szCs w:val="24"/>
         </w:rPr>
-        <w:t xml:space="preserve">The prediction that cue-based effects overshoot in canonical paradigms is not supported. Framing exceeded the human effect in only two of five models (it was extreme in one model, whose framing effect reached a standardized difference of about 6), and anchoring was on average below the human effect. The robustness check with demographics-only twins shows that the organ-donation overshoot depends on persona architecture: with demographics only, it holds in three of five models and the pooled difference is negative (−4.0 points). The attraction effect that was inflated in the exploratory simulations is near zero or negative for three of five models in C1 (persona summary: −0.19, −0.36, and −0.29 log odds against a human effect of 0.37), whereas two models overshoot (0.90 and 1.91). Effects in the fairness study differ in sign across models (Table 5).</w:t>
+        <w:t xml:space="preserve">The prediction that cue-based effects overshoot in canonical paradigms is not supported. Framing exceeded the human effect in only two of five models (it was extreme in one model, whose framing effect reached a standardized difference of about 6), and anchoring was on average below the human effect. The robustness check with demographics-only twins shows that the organ-donation overshoot depends on persona architecture: with demographics only, it holds in three of five models and the pooled difference is negative (−4.0 points). The attraction effect that was inflated in the exploratory simulations is near zero or negative for three of five models in C1 (persona summary: −0.19, −0.36, and −0.29 log odds against a human effect of 0.37), whereas two models overshoot (0.90 and 1.91). Effects in the fairness study differ in sign across models (Table 5). Figure 1 plots all effects, models, and architectures against the human benchmarks.</w:t>
       </w:r>
     </w:p>
     <w:p>
@@ -6383,6 +6383,76 @@
       <w:pPr>
         <w:spacing w:after="200"/>
       </w:pPr>
+    </w:p>
+    <w:p>
+      <w:pPr>
+        <w:keepNext/>
+        <w:spacing w:after="60" w:before="120"/>
+        <w:jc w:val="center"/>
+      </w:pPr>
+      <w:r>
+        <w:drawing>
+          <wp:inline distT="0" distB="0" distL="0" distR="0">
+            <wp:extent cx="4962525" cy="7048500"/>
+            <wp:effectExtent t="0" r="0" b="0" l="0"/>
+            <wp:docPr id="1" name="Figure1" descr="Forest plot of twin effects against human benchmarks for seven effects, five models, and three persona architectures" title="Forest plot"/>
+            <wp:cNvGraphicFramePr>
+              <a:graphicFrameLocks xmlns:a="http://schemas.openxmlformats.org/drawingml/2006/main" noChangeAspect="1"/>
+            </wp:cNvGraphicFramePr>
+            <a:graphic xmlns:a="http://schemas.openxmlformats.org/drawingml/2006/main">
+              <a:graphicData uri="http://schemas.openxmlformats.org/drawingml/2006/picture">
+                <pic:pic xmlns:pic="http://schemas.openxmlformats.org/drawingml/2006/picture">
+                  <pic:nvPicPr>
+                    <pic:cNvPr id="0" name="" descr=""/>
+                    <pic:cNvPicPr>
+                      <a:picLocks noChangeAspect="1" noChangeArrowheads="1"/>
+                    </pic:cNvPicPr>
+                  </pic:nvPicPr>
+                  <pic:blipFill>
+                    <a:blip r:embed="rId8" cstate="none"/>
+                    <a:srcRect/>
+                    <a:stretch>
+                      <a:fillRect/>
+                    </a:stretch>
+                  </pic:blipFill>
+                  <pic:spPr bwMode="auto">
+                    <a:xfrm>
+                      <a:off x="0" y="0"/>
+                      <a:ext cx="4962525" cy="7048500"/>
+                    </a:xfrm>
+                    <a:prstGeom prst="rect">
+                      <a:avLst/>
+                    </a:prstGeom>
+                  </pic:spPr>
+                </pic:pic>
+              </a:graphicData>
+            </a:graphic>
+          </wp:inline>
+        </w:drawing>
+      </w:r>
+    </w:p>
+    <w:p>
+      <w:pPr>
+        <w:spacing w:after="200" w:line="276"/>
+      </w:pPr>
+      <w:r>
+        <w:rPr>
+          <w:rFonts w:ascii="Times New Roman" w:cs="Times New Roman" w:eastAsia="Times New Roman" w:hAnsi="Times New Roman"/>
+          <w:b/>
+          <w:bCs/>
+          <w:sz w:val="22"/>
+          <w:szCs w:val="22"/>
+        </w:rPr>
+        <w:t xml:space="preserve">Figure 1. </w:t>
+      </w:r>
+      <w:r>
+        <w:rPr>
+          <w:rFonts w:ascii="Times New Roman" w:cs="Times New Roman" w:eastAsia="Times New Roman" w:hAnsi="Times New Roman"/>
+          <w:sz w:val="22"/>
+          <w:szCs w:val="22"/>
+        </w:rPr>
+        <w:t xml:space="preserve">Twin effects against public human benchmarks in the confirmatory twin study (C1). Each panel is one effect. Points are twin estimates, bars are 95% respondent-bootstrap intervals (600 simulated respondents per model and architecture), the grey band is the 95% interval of the human effect, and the black line is the human estimate. Estimates beyond the axis range are shown as triangles at the edge with their value.</w:t>
+      </w:r>
     </w:p>
     <w:p>
       <w:pPr>
